--- a/testakten/kurpfalz-taxware-software-ip-insolvenz/05_Finanzierung_Sicherheiten/02_Sicherungsvertrag_IP.docx
+++ b/testakten/kurpfalz-taxware-software-ip-insolvenz/05_Finanzierung_Sicherheiten/02_Sicherungsvertrag_IP.docx
@@ -33,12 +33,12 @@
         <w:pStyle w:val="Heading1"/>
       </w:pPr>
       <w:r>
-        <w:t>2. Gesicherte Ansprüche</w:t>
+        <w:t>2. Sicherungszweck und gesicherte Ansprüche</w:t>
       </w:r>
     </w:p>
     <w:p>
       <w:r>
-        <w:t>Gesichert sind sämtliche gegenwärtigen, künftigen und bedingten Ansprüche der Bank gegen die Sicherungsgeberin aus dem Darlehensvertrag, seiner Durchführung, Kündigung und Rückabwicklung einschließlich Zinsen, Kosten und angemessener Rechtsverfolgungskosten. Die Haftungsobergrenze der Sicherheit beträgt 3.200.000,00 EUR zuzüglich Verwertungskosten.</w:t>
+        <w:t>Sicherungszweck ist die Sicherung sämtlicher gegenwärtigen, künftigen und bedingten Ansprüche der Bank gegen die Sicherungsgeberin aus dem Darlehensvertrag RK-2023-4471, seiner Durchführung, Kündigung und Rückabwicklung einschließlich Zinsen, Kosten und angemessener Rechtsverfolgungskosten. Die Haftungsobergrenze der Sicherheit beträgt 3.200.000,00 EUR zuzüglich Verwertungskosten.</w:t>
       </w:r>
     </w:p>
     <w:p>
